--- a/kikakusho/kikakusho-project/clients/新日本リプラス/out/絵コンテ_企画007_インタビュー_営業_新日本リプラス.docx
+++ b/kikakusho/kikakusho-project/clients/新日本リプラス/out/絵コンテ_企画007_インタビュー_営業_新日本リプラス.docx
@@ -29,7 +29,7 @@
           <w:sz w:val="28"/>
           <w:szCs w:val="28"/>
         </w:rPr>
-        <w:t xml:space="preserve">営業社員に聞いてみた</w:t>
+        <w:t xml:space="preserve">「売らない営業」を選んだ理由</w:t>
       </w:r>
     </w:p>
     <w:p>
@@ -284,7 +284,7 @@
           <w:sz w:val="20"/>
           <w:szCs w:val="20"/>
         </w:rPr>
-        <w:t xml:space="preserve">C-02　テロップ:入社して、できたことは?</w:t>
+        <w:t xml:space="preserve">C-01　テロップ:前の営業と、何が違う?</w:t>
       </w:r>
     </w:p>
     <w:p>
@@ -297,7 +297,7 @@
           <w:sz w:val="20"/>
           <w:szCs w:val="20"/>
         </w:rPr>
-        <w:t xml:space="preserve">C-02　回答:【自由・約6秒】</w:t>
+        <w:t xml:space="preserve">C-02　テロップ:前の営業と、いちばん違うことは?</w:t>
       </w:r>
     </w:p>
     <w:p>
@@ -310,7 +310,7 @@
           <w:sz w:val="20"/>
           <w:szCs w:val="20"/>
         </w:rPr>
-        <w:t xml:space="preserve">C-03　回答:(回答の続き)</w:t>
+        <w:t xml:space="preserve">C-02　回答:【自由・約6秒】引き出したい話: 売り込まない・感謝される</w:t>
       </w:r>
     </w:p>
     <w:p>
@@ -323,7 +323,7 @@
           <w:sz w:val="20"/>
           <w:szCs w:val="20"/>
         </w:rPr>
-        <w:t xml:space="preserve">C-04　テロップ:「買い取る営業」のいいところは?</w:t>
+        <w:t xml:space="preserve">C-03　回答:(回答の続き)</w:t>
       </w:r>
     </w:p>
     <w:p>
@@ -336,7 +336,7 @@
           <w:sz w:val="20"/>
           <w:szCs w:val="20"/>
         </w:rPr>
-        <w:t xml:space="preserve">C-04　回答:【自由・約6秒】</w:t>
+        <w:t xml:space="preserve">C-04　テロップ:お客さんに言われて、うれしかった一言は?</w:t>
       </w:r>
     </w:p>
     <w:p>
@@ -349,7 +349,7 @@
           <w:sz w:val="20"/>
           <w:szCs w:val="20"/>
         </w:rPr>
-        <w:t xml:space="preserve">C-05　回答:(回答の続き)</w:t>
+        <w:t xml:space="preserve">C-04　回答:【自由・約6秒】引き出したい話: コストが下がって喜ばれた話</w:t>
       </w:r>
     </w:p>
     <w:p>
@@ -362,7 +362,7 @@
           <w:sz w:val="20"/>
           <w:szCs w:val="20"/>
         </w:rPr>
-        <w:t xml:space="preserve">C-06　テロップ:前の営業と、何が違う?</w:t>
+        <w:t xml:space="preserve">C-05　回答:(回答の続き)</w:t>
       </w:r>
     </w:p>
     <w:p>
@@ -375,7 +375,7 @@
           <w:sz w:val="20"/>
           <w:szCs w:val="20"/>
         </w:rPr>
-        <w:t xml:space="preserve">C-06　回答:【自由・約6秒】</w:t>
+        <w:t xml:space="preserve">C-06　テロップ:休みの日は、何してる?</w:t>
       </w:r>
     </w:p>
     <w:p>
@@ -388,7 +388,7 @@
           <w:sz w:val="20"/>
           <w:szCs w:val="20"/>
         </w:rPr>
-        <w:t xml:space="preserve">C-07　回答:(回答の続き)</w:t>
+        <w:t xml:space="preserve">C-06　回答:【自由・約6秒】引き出したい話: 土日祝休み・年間123日</w:t>
       </w:r>
     </w:p>
     <w:p>
@@ -401,7 +401,20 @@
           <w:sz w:val="20"/>
           <w:szCs w:val="20"/>
         </w:rPr>
-        <w:t xml:space="preserve">C-08　テロップ:応募を考えている人に一言</w:t>
+        <w:t xml:space="preserve">C-07　回答:(回答の続き)</w:t>
+      </w:r>
+    </w:p>
+    <w:p>
+      <w:pPr>
+        <w:spacing w:after="30" w:before="0"/>
+      </w:pPr>
+      <w:r>
+        <w:rPr>
+          <w:rFonts w:ascii="Noto Sans CJK JP" w:cs="Noto Sans CJK JP" w:eastAsia="Noto Sans CJK JP" w:hAnsi="Noto Sans CJK JP"/>
+          <w:sz w:val="20"/>
+          <w:szCs w:val="20"/>
+        </w:rPr>
+        <w:t xml:space="preserve">C-08　テロップ:迷ってる人に、一言</w:t>
       </w:r>
     </w:p>
     <w:p>
@@ -495,7 +508,7 @@
           <w:sz w:val="19"/>
           <w:szCs w:val="19"/>
         </w:rPr>
-        <w:t xml:space="preserve">・回答は台本にしない。下の質問だけ渡しておく。</w:t>
+        <w:t xml:space="preserve">・回答は台本にしない。質問と「引き出したい話」だけ渡しておく。</w:t>
       </w:r>
     </w:p>
     <w:p>
@@ -508,7 +521,7 @@
           <w:sz w:val="19"/>
           <w:szCs w:val="19"/>
         </w:rPr>
-        <w:t xml:space="preserve">・聞かないこと: 前の職場の不満、年収の額。</w:t>
+        <w:t xml:space="preserve">・聞かないこと: 前の職場の悪口、年収の額。</w:t>
       </w:r>
     </w:p>
     <w:p>
@@ -538,7 +551,7 @@
           <w:sz w:val="22"/>
           <w:szCs w:val="22"/>
         </w:rPr>
-        <w:t xml:space="preserve">企画007 営業社員に聞いてみた C-01〜C-03</w:t>
+        <w:t xml:space="preserve">企画007 「売らない営業」を選んだ理由 C-01〜C-03</w:t>
       </w:r>
     </w:p>
     <w:tbl>
@@ -847,6 +860,21 @@
               <w:t xml:space="preserve">テロップ:営業の社員さんに聞いてみた</w:t>
             </w:r>
           </w:p>
+          <w:p>
+            <w:pPr>
+              <w:spacing w:after="40" w:before="0" w:line="280"/>
+            </w:pPr>
+            <w:r>
+              <w:rPr>
+                <w:rFonts w:ascii="Noto Sans CJK JP" w:cs="Noto Sans CJK JP" w:eastAsia="Noto Sans CJK JP" w:hAnsi="Noto Sans CJK JP"/>
+                <w:b w:val="false"/>
+                <w:bCs w:val="false"/>
+                <w:sz w:val="20"/>
+                <w:szCs w:val="20"/>
+              </w:rPr>
+              <w:t xml:space="preserve">テロップ:前の営業と、何が違う?</w:t>
+            </w:r>
+          </w:p>
         </w:tc>
         <w:tc>
           <w:tcPr>
@@ -1117,7 +1145,7 @@
                 <w:sz w:val="22"/>
                 <w:szCs w:val="22"/>
               </w:rPr>
-              <w:t xml:space="preserve">テロップ:入社して、できたことは?</w:t>
+              <w:t xml:space="preserve">テロップ:前の営業と、いちばん違うことは?</w:t>
             </w:r>
           </w:p>
           <w:p>
@@ -1132,7 +1160,7 @@
                 <w:sz w:val="20"/>
                 <w:szCs w:val="20"/>
               </w:rPr>
-              <w:t xml:space="preserve">回答:【自由・約6秒】</w:t>
+              <w:t xml:space="preserve">回答:【自由・約6秒】引き出したい話: 売り込まない・感謝される</w:t>
             </w:r>
           </w:p>
         </w:tc>
@@ -1511,7 +1539,7 @@
           <w:sz w:val="22"/>
           <w:szCs w:val="22"/>
         </w:rPr>
-        <w:t xml:space="preserve">企画007 営業社員に聞いてみた C-04〜C-06</w:t>
+        <w:t xml:space="preserve">企画007 「売らない営業」を選んだ理由 C-04〜C-06</w:t>
       </w:r>
     </w:p>
     <w:tbl>
@@ -1817,7 +1845,7 @@
                 <w:sz w:val="22"/>
                 <w:szCs w:val="22"/>
               </w:rPr>
-              <w:t xml:space="preserve">テロップ:「買い取る営業」のいいところは?</w:t>
+              <w:t xml:space="preserve">テロップ:お客さんに言われて、うれしかった一言は?</w:t>
             </w:r>
           </w:p>
           <w:p>
@@ -1832,7 +1860,7 @@
                 <w:sz w:val="20"/>
                 <w:szCs w:val="20"/>
               </w:rPr>
-              <w:t xml:space="preserve">回答:【自由・約6秒】</w:t>
+              <w:t xml:space="preserve">回答:【自由・約6秒】引き出したい話: コストが下がって喜ばれた話</w:t>
             </w:r>
           </w:p>
         </w:tc>
@@ -2378,7 +2406,7 @@
                 <w:sz w:val="22"/>
                 <w:szCs w:val="22"/>
               </w:rPr>
-              <w:t xml:space="preserve">テロップ:前の営業と、何が違う?</w:t>
+              <w:t xml:space="preserve">テロップ:休みの日は、何してる?</w:t>
             </w:r>
           </w:p>
           <w:p>
@@ -2393,7 +2421,7 @@
                 <w:sz w:val="20"/>
                 <w:szCs w:val="20"/>
               </w:rPr>
-              <w:t xml:space="preserve">回答:【自由・約6秒】</w:t>
+              <w:t xml:space="preserve">回答:【自由・約6秒】引き出したい話: 土日祝休み・年間123日</w:t>
             </w:r>
           </w:p>
         </w:tc>
@@ -2499,7 +2527,7 @@
           <w:sz w:val="22"/>
           <w:szCs w:val="22"/>
         </w:rPr>
-        <w:t xml:space="preserve">企画007 営業社員に聞いてみた C-07〜C-09</w:t>
+        <w:t xml:space="preserve">企画007 「売らない営業」を選んだ理由 C-07〜C-09</w:t>
       </w:r>
     </w:p>
     <w:tbl>
@@ -3078,7 +3106,7 @@
                 <w:sz w:val="22"/>
                 <w:szCs w:val="22"/>
               </w:rPr>
-              <w:t xml:space="preserve">テロップ:応募を考えている人に一言</w:t>
+              <w:t xml:space="preserve">テロップ:迷ってる人に、一言</w:t>
             </w:r>
           </w:p>
           <w:p>
